--- a/Published_Docs/Development_Host_Setup_Guide.docx
+++ b/Published_Docs/Development_Host_Setup_Guide.docx
@@ -334,10 +334,20 @@
           <w:rFonts w:ascii="Consolas" w:hAnsi="Consolas"/>
           <w:sz w:val="19"/>
         </w:rPr>
+        <w:t>BlueTrackTest_Local</w:t>
+      </w:r>
+      <w:r>
+        <w:t xml:space="preserve"> the same way and then add the test-only seed data (</w:t>
+      </w:r>
+      <w:r>
+        <w:rPr>
+          <w:rFonts w:ascii="Consolas" w:hAnsi="Consolas"/>
+          <w:sz w:val="19"/>
+        </w:rPr>
         <w:t>BlueTrackTest</w:t>
       </w:r>
       <w:r>
-        <w:t xml:space="preserve"> the same way and then add the test-only seed data. Never run </w:t>
+        <w:t xml:space="preserve"> belongs to the CI runner, which rebuilds it on every run). Never run </w:t>
       </w:r>
       <w:r>
         <w:rPr>
@@ -347,7 +357,17 @@
         <w:t>Database/Test</w:t>
       </w:r>
       <w:r>
-        <w:t xml:space="preserve"> against a real environment:</w:t>
+        <w:t xml:space="preserve"> against a real environment. The script </w:t>
+      </w:r>
+      <w:r>
+        <w:rPr>
+          <w:rFonts w:ascii="Consolas" w:hAnsi="Consolas"/>
+          <w:sz w:val="19"/>
+        </w:rPr>
+        <w:t>Tools/Reset-BlueTrackLocalTestDb.ps1</w:t>
+      </w:r>
+      <w:r>
+        <w:t xml:space="preserve"> does all of it, dropping and rebuilding the database:</w:t>
       </w:r>
     </w:p>
     <w:p>
@@ -361,7 +381,12 @@
           <w:color w:val="1F1F1F"/>
           <w:sz w:val="18"/>
         </w:rPr>
-        <w:t>dotnet run --project App/Migrator -- "Server=&lt;sql-server&gt;;Database=BlueTrackTest;Integrated Security=true;TrustServerCertificate=true" "Database"</w:t>
+        <w:t>.\Tools\Reset-BlueTrackLocalTestDb.ps1 -SqlServerInstance &lt;sql-server&gt;</w:t>
+      </w:r>
+    </w:p>
+    <w:p>
+      <w:r>
+        <w:t>Or by hand:</w:t>
       </w:r>
     </w:p>
     <w:p>
@@ -375,7 +400,21 @@
           <w:color w:val="1F1F1F"/>
           <w:sz w:val="18"/>
         </w:rPr>
-        <w:t>dotnet run --project App/Migrator -- "Server=&lt;sql-server&gt;;Database=BlueTrackTest;Integrated Security=true;TrustServerCertificate=true" "Database/Test"</w:t>
+        <w:t>dotnet run --project App/Migrator -- "Server=&lt;sql-server&gt;;Database=BlueTrackTest_Local;Integrated Security=true;TrustServerCertificate=true" "Database"</w:t>
+      </w:r>
+    </w:p>
+    <w:p>
+      <w:pPr>
+        <w:spacing w:after="0"/>
+        <w:ind w:left="360"/>
+      </w:pPr>
+      <w:r>
+        <w:rPr>
+          <w:rFonts w:ascii="Consolas" w:hAnsi="Consolas"/>
+          <w:color w:val="1F1F1F"/>
+          <w:sz w:val="18"/>
+        </w:rPr>
+        <w:t>dotnet run --project App/Migrator -- "Server=&lt;sql-server&gt;;Database=BlueTrackTest_Local;Integrated Security=true;TrustServerCertificate=true" "Database/Test"</w:t>
       </w:r>
     </w:p>
     <w:p>
@@ -679,10 +718,10 @@
                 <w:rFonts w:ascii="Consolas" w:hAnsi="Consolas"/>
                 <w:sz w:val="19"/>
               </w:rPr>
-              <w:t>BlueTrackTest</w:t>
+              <w:t>BlueTrackTest_Local</w:t>
             </w:r>
             <w:r>
-              <w:t xml:space="preserve">; set </w:t>
+              <w:t xml:space="preserve"> (the default; set </w:t>
             </w:r>
             <w:r>
               <w:rPr>
@@ -692,7 +731,7 @@
               <w:t>BLUETRACK_TEST_CONNECTION</w:t>
             </w:r>
             <w:r>
-              <w:t xml:space="preserve"> to its connection string</w:t>
+              <w:t xml:space="preserve"> to use another)</w:t>
             </w:r>
           </w:p>
         </w:tc>
@@ -788,10 +827,10 @@
                 <w:rFonts w:ascii="Consolas" w:hAnsi="Consolas"/>
                 <w:sz w:val="19"/>
               </w:rPr>
-              <w:t>BlueTrackTest</w:t>
+              <w:t>BlueTrackTest_Local</w:t>
             </w:r>
             <w:r>
-              <w:t>; Playwright builds the frontend and starts the API itself, signed in through a development-only test sign-in</w:t>
+              <w:t xml:space="preserve"> (the default; same variable); Playwright builds the frontend and starts the API itself, signed in through a development-only test sign-in</w:t>
             </w:r>
           </w:p>
         </w:tc>
@@ -835,17 +874,7 @@
     </w:p>
     <w:p>
       <w:r>
-        <w:t xml:space="preserve">The integration and end-to-end tests change data in </w:t>
-      </w:r>
-      <w:r>
-        <w:rPr>
-          <w:rFonts w:ascii="Consolas" w:hAnsi="Consolas"/>
-          <w:sz w:val="19"/>
-        </w:rPr>
-        <w:t>BlueTrackTest</w:t>
-      </w:r>
-      <w:r>
-        <w:t>, so don't run two test runs against the same database at once.</w:t>
+        <w:t>The integration and end-to-end tests change data in the test database, so don't run two test runs against the same database at once.</w:t>
       </w:r>
     </w:p>
     <w:p>
